--- a/! Отчеты/Практика 3 Мумладзе АС.docx
+++ b/! Отчеты/Практика 3 Мумладзе АС.docx
@@ -320,7 +320,7 @@
                               <w:t>студент группы КТбо</w:t>
                             </w:r>
                             <w:r>
-                              <w:t>3</w:t>
+                              <w:t>4</w:t>
                             </w:r>
                             <w:r>
                               <w:t>-2</w:t>
@@ -356,8 +356,13 @@
                               <w:pStyle w:val="af4"/>
                             </w:pPr>
                             <w:r>
-                              <w:t>ассистент каф. САиТ</w:t>
+                              <w:t xml:space="preserve">ассистент каф. </w:t>
                             </w:r>
+                            <w:proofErr w:type="spellStart"/>
+                            <w:r>
+                              <w:t>САиТ</w:t>
+                            </w:r>
+                            <w:proofErr w:type="spellEnd"/>
                             <w:r>
                               <w:tab/>
                             </w:r>
@@ -387,7 +392,11 @@
           </mc:Choice>
           <mc:Fallback>
             <w:pict>
-              <v:shape w14:anchorId="2FA71848" id="_x0000_s1027" type="#_x0000_t202" style="position:absolute;left:0;text-align:left;margin-left:11.65pt;margin-top:455.9pt;width:467.7pt;height:94.55pt;z-index:251659264;visibility:visible;mso-wrap-style:square;mso-height-percent:0;mso-wrap-distance-left:9pt;mso-wrap-distance-top:0;mso-wrap-distance-right:9pt;mso-wrap-distance-bottom:0;mso-position-horizontal:absolute;mso-position-horizontal-relative:margin;mso-position-vertical:absolute;mso-position-vertical-relative:text;mso-height-percent:0;mso-height-relative:margin;v-text-anchor:middle" o:gfxdata="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" stroked="f">
+              <v:shapetype w14:anchorId="2FA71848" id="_x0000_t202" coordsize="21600,21600" o:spt="202" path="m,l,21600r21600,l21600,xe">
+                <v:stroke joinstyle="miter"/>
+                <v:path gradientshapeok="t" o:connecttype="rect"/>
+              </v:shapetype>
+              <v:shape id="_x0000_s1027" type="#_x0000_t202" style="position:absolute;left:0;text-align:left;margin-left:11.65pt;margin-top:455.9pt;width:467.7pt;height:94.55pt;z-index:251659264;visibility:visible;mso-wrap-style:square;mso-height-percent:0;mso-wrap-distance-left:9pt;mso-wrap-distance-top:0;mso-wrap-distance-right:9pt;mso-wrap-distance-bottom:0;mso-position-horizontal:absolute;mso-position-horizontal-relative:margin;mso-position-vertical:absolute;mso-position-vertical-relative:text;mso-height-percent:0;mso-height-relative:margin;v-text-anchor:middle" o:gfxdata="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" stroked="f">
                 <v:textbox>
                   <w:txbxContent>
                     <w:p>
@@ -406,7 +415,7 @@
                         <w:t>студент группы КТбо</w:t>
                       </w:r>
                       <w:r>
-                        <w:t>3</w:t>
+                        <w:t>4</w:t>
                       </w:r>
                       <w:r>
                         <w:t>-2</w:t>
@@ -442,8 +451,13 @@
                         <w:pStyle w:val="af4"/>
                       </w:pPr>
                       <w:r>
-                        <w:t>ассистент каф. САиТ</w:t>
+                        <w:t xml:space="preserve">ассистент каф. </w:t>
                       </w:r>
+                      <w:proofErr w:type="spellStart"/>
+                      <w:r>
+                        <w:t>САиТ</w:t>
+                      </w:r>
+                      <w:proofErr w:type="spellEnd"/>
                       <w:r>
                         <w:tab/>
                       </w:r>
@@ -578,8 +592,16 @@
                               <w:rPr>
                                 <w:szCs w:val="24"/>
                               </w:rPr>
-                              <w:t>Профессиональная разработка на платформе 1С:Предприятие</w:t>
+                              <w:t>Профессиональная разработка на платформе 1</w:t>
                             </w:r>
+                            <w:proofErr w:type="gramStart"/>
+                            <w:r>
+                              <w:rPr>
+                                <w:szCs w:val="24"/>
+                              </w:rPr>
+                              <w:t>С:Предприятие</w:t>
+                            </w:r>
+                            <w:proofErr w:type="gramEnd"/>
                             <w:r>
                               <w:rPr>
                                 <w:szCs w:val="24"/>
@@ -958,7 +980,7 @@
         <w:rPr>
           <w:noProof/>
         </w:rPr>
-        <w:instrText xml:space="preserve"> PAGEREF _Toc195459406 \h </w:instrText>
+        <w:instrText xml:space="preserve"> PAGEREF _Toc242553716 \h </w:instrText>
       </w:r>
       <w:r>
         <w:rPr>
@@ -976,6 +998,537 @@
           <w:noProof/>
         </w:rPr>
         <w:t>3</w:t>
+      </w:r>
+      <w:r>
+        <w:rPr>
+          <w:noProof/>
+        </w:rPr>
+        <w:fldChar w:fldCharType="end"/>
+      </w:r>
+    </w:p>
+    <w:p>
+      <w:pPr>
+        <w:pStyle w:val="12"/>
+        <w:rPr>
+          <w:rFonts w:eastAsiaTheme="minorEastAsia"/>
+          <w:noProof/>
+          <w:sz w:val="24"/>
+          <w:szCs w:val="24"/>
+          <w:lang w:eastAsia="ru-RU"/>
+        </w:rPr>
+      </w:pPr>
+      <w:r>
+        <w:rPr>
+          <w:noProof/>
+        </w:rPr>
+        <w:t>1 Ход работы</w:t>
+      </w:r>
+      <w:r>
+        <w:rPr>
+          <w:noProof/>
+        </w:rPr>
+        <w:tab/>
+      </w:r>
+      <w:r>
+        <w:rPr>
+          <w:noProof/>
+        </w:rPr>
+        <w:fldChar w:fldCharType="begin"/>
+      </w:r>
+      <w:r>
+        <w:rPr>
+          <w:noProof/>
+        </w:rPr>
+        <w:instrText xml:space="preserve"> PAGEREF _Toc242553717 \h </w:instrText>
+      </w:r>
+      <w:r>
+        <w:rPr>
+          <w:noProof/>
+        </w:rPr>
+      </w:r>
+      <w:r>
+        <w:rPr>
+          <w:noProof/>
+        </w:rPr>
+        <w:fldChar w:fldCharType="separate"/>
+      </w:r>
+      <w:r>
+        <w:rPr>
+          <w:noProof/>
+        </w:rPr>
+        <w:t>4</w:t>
+      </w:r>
+      <w:r>
+        <w:rPr>
+          <w:noProof/>
+        </w:rPr>
+        <w:fldChar w:fldCharType="end"/>
+      </w:r>
+    </w:p>
+    <w:p>
+      <w:pPr>
+        <w:pStyle w:val="21"/>
+        <w:rPr>
+          <w:rFonts w:eastAsiaTheme="minorEastAsia"/>
+          <w:noProof/>
+          <w:sz w:val="24"/>
+          <w:szCs w:val="24"/>
+          <w:lang w:eastAsia="ru-RU"/>
+        </w:rPr>
+      </w:pPr>
+      <w:r>
+        <w:rPr>
+          <w:noProof/>
+        </w:rPr>
+        <w:t>1.1 Графики работы</w:t>
+      </w:r>
+      <w:r>
+        <w:rPr>
+          <w:noProof/>
+        </w:rPr>
+        <w:tab/>
+      </w:r>
+      <w:r>
+        <w:rPr>
+          <w:noProof/>
+        </w:rPr>
+        <w:fldChar w:fldCharType="begin"/>
+      </w:r>
+      <w:r>
+        <w:rPr>
+          <w:noProof/>
+        </w:rPr>
+        <w:instrText xml:space="preserve"> PAGEREF _Toc242553718 \h </w:instrText>
+      </w:r>
+      <w:r>
+        <w:rPr>
+          <w:noProof/>
+        </w:rPr>
+      </w:r>
+      <w:r>
+        <w:rPr>
+          <w:noProof/>
+        </w:rPr>
+        <w:fldChar w:fldCharType="separate"/>
+      </w:r>
+      <w:r>
+        <w:rPr>
+          <w:noProof/>
+        </w:rPr>
+        <w:t>4</w:t>
+      </w:r>
+      <w:r>
+        <w:rPr>
+          <w:noProof/>
+        </w:rPr>
+        <w:fldChar w:fldCharType="end"/>
+      </w:r>
+    </w:p>
+    <w:p>
+      <w:pPr>
+        <w:pStyle w:val="21"/>
+        <w:rPr>
+          <w:rFonts w:eastAsiaTheme="minorEastAsia"/>
+          <w:noProof/>
+          <w:sz w:val="24"/>
+          <w:szCs w:val="24"/>
+          <w:lang w:eastAsia="ru-RU"/>
+        </w:rPr>
+      </w:pPr>
+      <w:r>
+        <w:rPr>
+          <w:noProof/>
+        </w:rPr>
+        <w:t>1.2 Данные сотрудников и премия</w:t>
+      </w:r>
+      <w:r>
+        <w:rPr>
+          <w:noProof/>
+        </w:rPr>
+        <w:tab/>
+      </w:r>
+      <w:r>
+        <w:rPr>
+          <w:noProof/>
+        </w:rPr>
+        <w:fldChar w:fldCharType="begin"/>
+      </w:r>
+      <w:r>
+        <w:rPr>
+          <w:noProof/>
+        </w:rPr>
+        <w:instrText xml:space="preserve"> PAGEREF _Toc242553719 \h </w:instrText>
+      </w:r>
+      <w:r>
+        <w:rPr>
+          <w:noProof/>
+        </w:rPr>
+      </w:r>
+      <w:r>
+        <w:rPr>
+          <w:noProof/>
+        </w:rPr>
+        <w:fldChar w:fldCharType="separate"/>
+      </w:r>
+      <w:r>
+        <w:rPr>
+          <w:noProof/>
+        </w:rPr>
+        <w:t>5</w:t>
+      </w:r>
+      <w:r>
+        <w:rPr>
+          <w:noProof/>
+        </w:rPr>
+        <w:fldChar w:fldCharType="end"/>
+      </w:r>
+    </w:p>
+    <w:p>
+      <w:pPr>
+        <w:pStyle w:val="21"/>
+        <w:rPr>
+          <w:rFonts w:eastAsiaTheme="minorEastAsia"/>
+          <w:noProof/>
+          <w:sz w:val="24"/>
+          <w:szCs w:val="24"/>
+          <w:lang w:eastAsia="ru-RU"/>
+        </w:rPr>
+      </w:pPr>
+      <w:r>
+        <w:rPr>
+          <w:noProof/>
+        </w:rPr>
+        <w:t>1.3 ПВР и Регистры расчета</w:t>
+      </w:r>
+      <w:r>
+        <w:rPr>
+          <w:noProof/>
+        </w:rPr>
+        <w:tab/>
+      </w:r>
+      <w:r>
+        <w:rPr>
+          <w:noProof/>
+        </w:rPr>
+        <w:fldChar w:fldCharType="begin"/>
+      </w:r>
+      <w:r>
+        <w:rPr>
+          <w:noProof/>
+        </w:rPr>
+        <w:instrText xml:space="preserve"> PAGEREF _Toc242553720 \h </w:instrText>
+      </w:r>
+      <w:r>
+        <w:rPr>
+          <w:noProof/>
+        </w:rPr>
+      </w:r>
+      <w:r>
+        <w:rPr>
+          <w:noProof/>
+        </w:rPr>
+        <w:fldChar w:fldCharType="separate"/>
+      </w:r>
+      <w:r>
+        <w:rPr>
+          <w:noProof/>
+        </w:rPr>
+        <w:t>8</w:t>
+      </w:r>
+      <w:r>
+        <w:rPr>
+          <w:noProof/>
+        </w:rPr>
+        <w:fldChar w:fldCharType="end"/>
+      </w:r>
+    </w:p>
+    <w:p>
+      <w:pPr>
+        <w:pStyle w:val="21"/>
+        <w:rPr>
+          <w:rFonts w:eastAsiaTheme="minorEastAsia"/>
+          <w:noProof/>
+          <w:sz w:val="24"/>
+          <w:szCs w:val="24"/>
+          <w:lang w:eastAsia="ru-RU"/>
+        </w:rPr>
+      </w:pPr>
+      <w:r>
+        <w:rPr>
+          <w:noProof/>
+        </w:rPr>
+        <w:t>1.4 Документ НачислениеЗарплаты</w:t>
+      </w:r>
+      <w:r>
+        <w:rPr>
+          <w:noProof/>
+        </w:rPr>
+        <w:tab/>
+      </w:r>
+      <w:r>
+        <w:rPr>
+          <w:noProof/>
+        </w:rPr>
+        <w:fldChar w:fldCharType="begin"/>
+      </w:r>
+      <w:r>
+        <w:rPr>
+          <w:noProof/>
+        </w:rPr>
+        <w:instrText xml:space="preserve"> PAGEREF _Toc242553721 \h </w:instrText>
+      </w:r>
+      <w:r>
+        <w:rPr>
+          <w:noProof/>
+        </w:rPr>
+      </w:r>
+      <w:r>
+        <w:rPr>
+          <w:noProof/>
+        </w:rPr>
+        <w:fldChar w:fldCharType="separate"/>
+      </w:r>
+      <w:r>
+        <w:rPr>
+          <w:noProof/>
+        </w:rPr>
+        <w:t>11</w:t>
+      </w:r>
+      <w:r>
+        <w:rPr>
+          <w:noProof/>
+        </w:rPr>
+        <w:fldChar w:fldCharType="end"/>
+      </w:r>
+    </w:p>
+    <w:p>
+      <w:pPr>
+        <w:pStyle w:val="21"/>
+        <w:rPr>
+          <w:rFonts w:eastAsiaTheme="minorEastAsia"/>
+          <w:noProof/>
+          <w:sz w:val="24"/>
+          <w:szCs w:val="24"/>
+          <w:lang w:eastAsia="ru-RU"/>
+        </w:rPr>
+      </w:pPr>
+      <w:r>
+        <w:rPr>
+          <w:noProof/>
+        </w:rPr>
+        <w:t>1.5 Проверка результатов</w:t>
+      </w:r>
+      <w:r>
+        <w:rPr>
+          <w:noProof/>
+        </w:rPr>
+        <w:tab/>
+      </w:r>
+      <w:r>
+        <w:rPr>
+          <w:noProof/>
+        </w:rPr>
+        <w:fldChar w:fldCharType="begin"/>
+      </w:r>
+      <w:r>
+        <w:rPr>
+          <w:noProof/>
+        </w:rPr>
+        <w:instrText xml:space="preserve"> PAGEREF _Toc242553722 \h </w:instrText>
+      </w:r>
+      <w:r>
+        <w:rPr>
+          <w:noProof/>
+        </w:rPr>
+      </w:r>
+      <w:r>
+        <w:rPr>
+          <w:noProof/>
+        </w:rPr>
+        <w:fldChar w:fldCharType="separate"/>
+      </w:r>
+      <w:r>
+        <w:rPr>
+          <w:noProof/>
+        </w:rPr>
+        <w:t>12</w:t>
+      </w:r>
+      <w:r>
+        <w:rPr>
+          <w:noProof/>
+        </w:rPr>
+        <w:fldChar w:fldCharType="end"/>
+      </w:r>
+    </w:p>
+    <w:p>
+      <w:pPr>
+        <w:pStyle w:val="12"/>
+        <w:rPr>
+          <w:rFonts w:eastAsiaTheme="minorEastAsia"/>
+          <w:noProof/>
+          <w:sz w:val="24"/>
+          <w:szCs w:val="24"/>
+          <w:lang w:eastAsia="ru-RU"/>
+        </w:rPr>
+      </w:pPr>
+      <w:r>
+        <w:rPr>
+          <w:noProof/>
+        </w:rPr>
+        <w:t>Вывод</w:t>
+      </w:r>
+      <w:r>
+        <w:rPr>
+          <w:noProof/>
+        </w:rPr>
+        <w:tab/>
+      </w:r>
+      <w:r>
+        <w:rPr>
+          <w:noProof/>
+        </w:rPr>
+        <w:fldChar w:fldCharType="begin"/>
+      </w:r>
+      <w:r>
+        <w:rPr>
+          <w:noProof/>
+        </w:rPr>
+        <w:instrText xml:space="preserve"> PAGEREF _Toc242553723 \h </w:instrText>
+      </w:r>
+      <w:r>
+        <w:rPr>
+          <w:noProof/>
+        </w:rPr>
+      </w:r>
+      <w:r>
+        <w:rPr>
+          <w:noProof/>
+        </w:rPr>
+        <w:fldChar w:fldCharType="separate"/>
+      </w:r>
+      <w:r>
+        <w:rPr>
+          <w:noProof/>
+        </w:rPr>
+        <w:t>14</w:t>
+      </w:r>
+      <w:r>
+        <w:rPr>
+          <w:noProof/>
+        </w:rPr>
+        <w:fldChar w:fldCharType="end"/>
+      </w:r>
+    </w:p>
+    <w:p>
+      <w:pPr>
+        <w:pStyle w:val="12"/>
+        <w:rPr>
+          <w:rFonts w:eastAsiaTheme="minorEastAsia"/>
+          <w:noProof/>
+          <w:sz w:val="24"/>
+          <w:szCs w:val="24"/>
+          <w:lang w:eastAsia="ru-RU"/>
+        </w:rPr>
+      </w:pPr>
+      <w:r>
+        <w:rPr>
+          <w:noProof/>
+        </w:rPr>
+        <w:t>Приложение А – Обработка ЗаполнениеГрафика</w:t>
+      </w:r>
+      <w:r>
+        <w:rPr>
+          <w:noProof/>
+        </w:rPr>
+        <w:tab/>
+      </w:r>
+      <w:r>
+        <w:rPr>
+          <w:noProof/>
+        </w:rPr>
+        <w:fldChar w:fldCharType="begin"/>
+      </w:r>
+      <w:r>
+        <w:rPr>
+          <w:noProof/>
+        </w:rPr>
+        <w:instrText xml:space="preserve"> PAGEREF _Toc242553724 \h </w:instrText>
+      </w:r>
+      <w:r>
+        <w:rPr>
+          <w:noProof/>
+        </w:rPr>
+      </w:r>
+      <w:r>
+        <w:rPr>
+          <w:noProof/>
+        </w:rPr>
+        <w:fldChar w:fldCharType="separate"/>
+      </w:r>
+      <w:r>
+        <w:rPr>
+          <w:noProof/>
+        </w:rPr>
+        <w:t>15</w:t>
+      </w:r>
+      <w:r>
+        <w:rPr>
+          <w:noProof/>
+        </w:rPr>
+        <w:fldChar w:fldCharType="end"/>
+      </w:r>
+    </w:p>
+    <w:p>
+      <w:pPr>
+        <w:pStyle w:val="12"/>
+        <w:rPr>
+          <w:rFonts w:eastAsiaTheme="minorEastAsia"/>
+          <w:noProof/>
+          <w:sz w:val="24"/>
+          <w:szCs w:val="24"/>
+          <w:lang w:eastAsia="ru-RU"/>
+        </w:rPr>
+      </w:pPr>
+      <w:r>
+        <w:rPr>
+          <w:noProof/>
+        </w:rPr>
+        <w:t>Приложение Б – Модуль документа НачислениеЗарплаты</w:t>
+      </w:r>
+      <w:r>
+        <w:rPr>
+          <w:noProof/>
+        </w:rPr>
+        <w:tab/>
+      </w:r>
+      <w:r>
+        <w:rPr>
+          <w:noProof/>
+        </w:rPr>
+        <w:fldChar w:fldCharType="begin"/>
+      </w:r>
+      <w:r>
+        <w:rPr>
+          <w:noProof/>
+        </w:rPr>
+        <w:instrText xml:space="preserve"> PAGEREF _Toc242553725 \h </w:instrText>
+      </w:r>
+      <w:r>
+        <w:rPr>
+          <w:noProof/>
+        </w:rPr>
+      </w:r>
+      <w:r>
+        <w:rPr>
+          <w:noProof/>
+        </w:rPr>
+        <w:fldChar w:fldCharType="separate"/>
+      </w:r>
+      <w:r>
+        <w:rPr>
+          <w:noProof/>
+        </w:rPr>
+        <w:t>16</w:t>
       </w:r>
       <w:r>
         <w:rPr>
@@ -1010,7 +1563,7 @@
         <w:pStyle w:val="-"/>
       </w:pPr>
       <w:bookmarkStart w:id="0" w:name="_Toc150630172"/>
-      <w:bookmarkStart w:id="1" w:name="_Toc195459406"/>
+      <w:bookmarkStart w:id="1" w:name="_Toc242553716"/>
       <w:r>
         <w:lastRenderedPageBreak/>
         <w:t>В</w:t>
@@ -1067,28 +1620,40 @@
       <w:pPr>
         <w:pStyle w:val="1"/>
       </w:pPr>
+      <w:bookmarkStart w:id="2" w:name="_Toc242553717"/>
       <w:r>
         <w:lastRenderedPageBreak/>
         <w:t>Ход работы</w:t>
       </w:r>
+      <w:bookmarkEnd w:id="2"/>
     </w:p>
     <w:p>
       <w:pPr>
         <w:pStyle w:val="2"/>
       </w:pPr>
+      <w:bookmarkStart w:id="3" w:name="_Toc242553718"/>
       <w:r>
         <w:t>Графики работы</w:t>
       </w:r>
-    </w:p>
-    <w:p>
-      <w:r>
-        <w:t>Справочник График</w:t>
+      <w:bookmarkEnd w:id="3"/>
+    </w:p>
+    <w:p>
+      <w:r>
+        <w:t xml:space="preserve">Справочник </w:t>
+      </w:r>
+      <w:proofErr w:type="spellStart"/>
+      <w:r>
+        <w:t>График</w:t>
       </w:r>
       <w:r>
         <w:t>и</w:t>
       </w:r>
       <w:r>
-        <w:t>Работы хранит виды графиков</w:t>
+        <w:t>Работы</w:t>
+      </w:r>
+      <w:proofErr w:type="spellEnd"/>
+      <w:r>
+        <w:t xml:space="preserve"> хранит виды графиков</w:t>
       </w:r>
       <w:r>
         <w:t>.</w:t>
@@ -1141,17 +1706,13 @@
         <w:pStyle w:val="a3"/>
       </w:pPr>
       <w:r>
-        <w:t xml:space="preserve"> – </w:t>
-      </w:r>
-      <w:r>
-        <w:t>Справочник График</w:t>
-      </w:r>
-      <w:r>
-        <w:t>и</w:t>
-      </w:r>
-      <w:r>
-        <w:t>Работы</w:t>
-      </w:r>
+        <w:t xml:space="preserve"> – Справочник </w:t>
+      </w:r>
+      <w:proofErr w:type="spellStart"/>
+      <w:r>
+        <w:t>ГрафикиРаботы</w:t>
+      </w:r>
+      <w:proofErr w:type="spellEnd"/>
     </w:p>
     <w:p>
       <w:pPr>
@@ -1205,7 +1766,23 @@
     </w:p>
     <w:p>
       <w:r>
-        <w:t>Регистр сведений ГрафикиРаботы хранит данные по видам графиков: каждая строка содержит дату и является ли данный день рабочим. Если да то значение 1, иначе 0.</w:t>
+        <w:t xml:space="preserve">Регистр сведений </w:t>
+      </w:r>
+      <w:proofErr w:type="spellStart"/>
+      <w:r>
+        <w:t>ГрафикиРаботы</w:t>
+      </w:r>
+      <w:proofErr w:type="spellEnd"/>
+      <w:r>
+        <w:t xml:space="preserve"> хранит данные по видам графиков: каждая строка содержит дату и является ли данный день рабочим. Если </w:t>
+      </w:r>
+      <w:proofErr w:type="gramStart"/>
+      <w:r>
+        <w:t>да</w:t>
+      </w:r>
+      <w:proofErr w:type="gramEnd"/>
+      <w:r>
+        <w:t xml:space="preserve"> то значение 1, иначе 0.</w:t>
       </w:r>
     </w:p>
     <w:p>
@@ -1255,13 +1832,50 @@
         <w:pStyle w:val="a3"/>
       </w:pPr>
       <w:r>
-        <w:t xml:space="preserve"> – ГрафикиРаботы</w:t>
-      </w:r>
+        <w:t xml:space="preserve"> – </w:t>
+      </w:r>
+      <w:proofErr w:type="spellStart"/>
+      <w:r>
+        <w:t>ГрафикиРаботы</w:t>
+      </w:r>
+      <w:proofErr w:type="spellEnd"/>
     </w:p>
     <w:p>
       <w:r>
         <w:lastRenderedPageBreak/>
-        <w:t>Обработка ЗаполнениеГрафика ответственна за автоматическое заполение регистра ГрафикиРаботы данными. Выбирается тип графика, устанавливаются через запятую выходные дни (цифры 1-7) и обработка заполняет регистр.</w:t>
+        <w:t xml:space="preserve">Обработка </w:t>
+      </w:r>
+      <w:proofErr w:type="spellStart"/>
+      <w:r>
+        <w:t>ЗаполнениеГрафика</w:t>
+      </w:r>
+      <w:proofErr w:type="spellEnd"/>
+      <w:r>
+        <w:t xml:space="preserve"> ответственна за автоматическое </w:t>
+      </w:r>
+      <w:proofErr w:type="spellStart"/>
+      <w:r>
+        <w:t>заполение</w:t>
+      </w:r>
+      <w:proofErr w:type="spellEnd"/>
+      <w:r>
+        <w:t xml:space="preserve"> регистра </w:t>
+      </w:r>
+      <w:proofErr w:type="spellStart"/>
+      <w:r>
+        <w:t>ГрафикиРаботы</w:t>
+      </w:r>
+      <w:proofErr w:type="spellEnd"/>
+      <w:r>
+        <w:t xml:space="preserve"> данными. Выбирается тип графика, устанавливаются через запятую выходные дни (цифры </w:t>
+      </w:r>
+      <w:proofErr w:type="gramStart"/>
+      <w:r>
+        <w:t>1-7</w:t>
+      </w:r>
+      <w:proofErr w:type="gramEnd"/>
+      <w:r>
+        <w:t>) и обработка заполняет регистр.</w:t>
       </w:r>
       <w:r>
         <w:t xml:space="preserve"> Код обработки в </w:t>
@@ -1285,13 +1899,13 @@
           <w:i/>
           <w:iCs/>
         </w:rPr>
+        <w:instrText xml:space="preserve"> \* MERGEFORMAT </w:instrText>
       </w:r>
       <w:r>
         <w:rPr>
           <w:i/>
           <w:iCs/>
         </w:rPr>
-        <w:instrText xml:space="preserve"> \* MERGEFORMAT </w:instrText>
       </w:r>
       <w:r>
         <w:rPr>
@@ -1365,8 +1979,13 @@
         <w:pStyle w:val="a3"/>
       </w:pPr>
       <w:r>
-        <w:t xml:space="preserve"> – Форма обработки ЗаполнениеГрафика</w:t>
-      </w:r>
+        <w:t xml:space="preserve"> – Форма обработки </w:t>
+      </w:r>
+      <w:proofErr w:type="spellStart"/>
+      <w:r>
+        <w:t>ЗаполнениеГрафика</w:t>
+      </w:r>
+      <w:proofErr w:type="spellEnd"/>
     </w:p>
     <w:p>
       <w:pPr>
@@ -1422,13 +2041,23 @@
       <w:pPr>
         <w:pStyle w:val="2"/>
       </w:pPr>
+      <w:bookmarkStart w:id="4" w:name="_Toc242553719"/>
       <w:r>
         <w:t>Данные сотрудников и премия</w:t>
       </w:r>
-    </w:p>
-    <w:p>
-      <w:r>
-        <w:t>Константа ДатаНачалаУчетаВБазе отвечает за расчет стажа. Если сотрудник нанят после даты константы, то стаж считается как «Текущая дата -Дата найма». Если после, то «Начальный стаж в днях + (Текущая дата – Дата начала учета в базе)».</w:t>
+      <w:bookmarkEnd w:id="4"/>
+    </w:p>
+    <w:p>
+      <w:r>
+        <w:t xml:space="preserve">Константа </w:t>
+      </w:r>
+      <w:proofErr w:type="spellStart"/>
+      <w:r>
+        <w:t>ДатаНачалаУчетаВБазе</w:t>
+      </w:r>
+      <w:proofErr w:type="spellEnd"/>
+      <w:r>
+        <w:t xml:space="preserve"> отвечает за расчет стажа. Если сотрудник нанят после даты константы, то стаж считается как «Текущая дата -Дата найма». Если после, то «Начальный стаж в днях + (Текущая дата – Дата начала учета в базе)».</w:t>
       </w:r>
     </w:p>
     <w:p>
@@ -1479,12 +2108,25 @@
         <w:pStyle w:val="a3"/>
       </w:pPr>
       <w:r>
-        <w:t xml:space="preserve"> – Константа ДатаНачалаУчетаВБазе</w:t>
-      </w:r>
-    </w:p>
-    <w:p>
-      <w:r>
-        <w:t>Регистр сведений СведенияОСотрудниках содержит данные об окладе сотрудников. В расчетах ЗП будет участвовать последняя запись по сотруднику, актуальная на момент начала месяца начисления.</w:t>
+        <w:t xml:space="preserve"> – Константа </w:t>
+      </w:r>
+      <w:proofErr w:type="spellStart"/>
+      <w:r>
+        <w:t>ДатаНачалаУчетаВБазе</w:t>
+      </w:r>
+      <w:proofErr w:type="spellEnd"/>
+    </w:p>
+    <w:p>
+      <w:r>
+        <w:t xml:space="preserve">Регистр сведений </w:t>
+      </w:r>
+      <w:proofErr w:type="spellStart"/>
+      <w:r>
+        <w:t>СведенияОСотрудниках</w:t>
+      </w:r>
+      <w:proofErr w:type="spellEnd"/>
+      <w:r>
+        <w:t xml:space="preserve"> содержит данные об окладе сотрудников. В расчетах ЗП будет участвовать последняя запись по сотруднику, актуальная на момент начала месяца начисления.</w:t>
       </w:r>
     </w:p>
     <w:p>
@@ -1537,8 +2179,13 @@
         <w:t xml:space="preserve"> – </w:t>
       </w:r>
       <w:r>
-        <w:t>Регистр сведений СведенияОСотрудниках</w:t>
-      </w:r>
+        <w:t xml:space="preserve">Регистр сведений </w:t>
+      </w:r>
+      <w:proofErr w:type="spellStart"/>
+      <w:r>
+        <w:t>СведенияОСотрудниках</w:t>
+      </w:r>
+      <w:proofErr w:type="spellEnd"/>
     </w:p>
     <w:p>
       <w:pPr>
@@ -1592,7 +2239,23 @@
     </w:p>
     <w:p>
       <w:r>
-        <w:t>Справочник ФизическиеЛица содержит данные о найме сотрудников. В нем есть дата найма и опциональное поле НачальныйСтажВДнях, ответственный за стаж до даты константы.</w:t>
+        <w:t xml:space="preserve">Справочник </w:t>
+      </w:r>
+      <w:proofErr w:type="spellStart"/>
+      <w:r>
+        <w:t>ФизическиеЛица</w:t>
+      </w:r>
+      <w:proofErr w:type="spellEnd"/>
+      <w:r>
+        <w:t xml:space="preserve"> содержит данные о найме сотрудников. В нем есть дата найма и опциональное поле </w:t>
+      </w:r>
+      <w:proofErr w:type="spellStart"/>
+      <w:r>
+        <w:t>НачальныйСтажВДнях</w:t>
+      </w:r>
+      <w:proofErr w:type="spellEnd"/>
+      <w:r>
+        <w:t>, ответственный за стаж до даты константы.</w:t>
       </w:r>
     </w:p>
     <w:p>
@@ -1643,8 +2306,13 @@
         <w:pStyle w:val="a3"/>
       </w:pPr>
       <w:r>
-        <w:t xml:space="preserve"> – Справочник ФизическиеЛица</w:t>
-      </w:r>
+        <w:t xml:space="preserve"> – Справочник </w:t>
+      </w:r>
+      <w:proofErr w:type="spellStart"/>
+      <w:r>
+        <w:t>ФизическиеЛица</w:t>
+      </w:r>
+      <w:proofErr w:type="spellEnd"/>
     </w:p>
     <w:p>
       <w:pPr>
@@ -1703,9 +2371,11 @@
       <w:r>
         <w:t xml:space="preserve">сведений </w:t>
       </w:r>
+      <w:proofErr w:type="spellStart"/>
       <w:r>
         <w:t>ШкалаПроцентовПремииОтСтажа</w:t>
       </w:r>
+      <w:proofErr w:type="spellEnd"/>
       <w:r>
         <w:t xml:space="preserve"> ответственен за шкалу пересчета стажа в процент для премии. Указывается диапазон стажа в годах</w:t>
       </w:r>
@@ -1768,9 +2438,11 @@
       <w:r>
         <w:t xml:space="preserve">сведений </w:t>
       </w:r>
+      <w:proofErr w:type="spellStart"/>
       <w:r>
         <w:t>ШкалаПроцентовПремииОтСтажа</w:t>
       </w:r>
+      <w:proofErr w:type="spellEnd"/>
     </w:p>
     <w:p>
       <w:pPr>
@@ -1826,14 +2498,24 @@
       <w:pPr>
         <w:pStyle w:val="2"/>
       </w:pPr>
+      <w:bookmarkStart w:id="5" w:name="_Toc242553720"/>
       <w:r>
         <w:lastRenderedPageBreak/>
         <w:t>ПВР и Регистры расчета</w:t>
       </w:r>
-    </w:p>
-    <w:p>
-      <w:r>
-        <w:t>ПВР ОсновныеНачисления определяет виды основных начислений. Предопределенные типы Оклад и Отпуск, стоит настройка что Оклад имеет вытесняющие типы – Отпуск.</w:t>
+      <w:bookmarkEnd w:id="5"/>
+    </w:p>
+    <w:p>
+      <w:r>
+        <w:t xml:space="preserve">ПВР </w:t>
+      </w:r>
+      <w:proofErr w:type="spellStart"/>
+      <w:r>
+        <w:t>ОсновныеНачисления</w:t>
+      </w:r>
+      <w:proofErr w:type="spellEnd"/>
+      <w:r>
+        <w:t xml:space="preserve"> определяет виды основных начислений. Предопределенные типы Оклад и Отпуск, стоит настройка что Оклад имеет вытесняющие типы – Отпуск.</w:t>
       </w:r>
     </w:p>
     <w:p>
@@ -1885,9 +2567,11 @@
       <w:r>
         <w:t xml:space="preserve"> – Настройка расчета в ПВР </w:t>
       </w:r>
+      <w:proofErr w:type="spellStart"/>
       <w:r>
         <w:t>ОсновныеНачисления</w:t>
       </w:r>
+      <w:proofErr w:type="spellEnd"/>
     </w:p>
     <w:p>
       <w:pPr>
@@ -1941,7 +2625,15 @@
     </w:p>
     <w:p>
       <w:r>
-        <w:t>ПВР ДополнительныеНачисления определяет виды доп начислений. Предопределенный – Премия. Она использует как базовый Оклад.</w:t>
+        <w:t xml:space="preserve">ПВР </w:t>
+      </w:r>
+      <w:proofErr w:type="spellStart"/>
+      <w:r>
+        <w:t>ДополнительныеНачисления</w:t>
+      </w:r>
+      <w:proofErr w:type="spellEnd"/>
+      <w:r>
+        <w:t xml:space="preserve"> определяет виды доп начислений. Предопределенный – Премия. Она использует как базовый Оклад.</w:t>
       </w:r>
     </w:p>
     <w:p>
@@ -1994,9 +2686,11 @@
       <w:r>
         <w:t xml:space="preserve"> – Настройки ПВР </w:t>
       </w:r>
+      <w:proofErr w:type="spellStart"/>
       <w:r>
         <w:t>ДополнительныеНачисления</w:t>
       </w:r>
+      <w:proofErr w:type="spellEnd"/>
     </w:p>
     <w:p>
       <w:pPr>
@@ -2050,10 +2744,23 @@
     </w:p>
     <w:p>
       <w:r>
-        <w:t>Регистр расчёта ОсновныеНачисления</w:t>
-      </w:r>
-      <w:r>
-        <w:t xml:space="preserve"> содержит данные о основных начислениях, которые будут в документе НачислениеЗарплаты.</w:t>
+        <w:t xml:space="preserve">Регистр расчёта </w:t>
+      </w:r>
+      <w:proofErr w:type="spellStart"/>
+      <w:r>
+        <w:t>ОсновныеНачисления</w:t>
+      </w:r>
+      <w:proofErr w:type="spellEnd"/>
+      <w:r>
+        <w:t xml:space="preserve"> содержит данные о основных начислениях, которые будут в документе </w:t>
+      </w:r>
+      <w:proofErr w:type="spellStart"/>
+      <w:r>
+        <w:t>НачислениеЗарплаты</w:t>
+      </w:r>
+      <w:proofErr w:type="spellEnd"/>
+      <w:r>
+        <w:t>.</w:t>
       </w:r>
     </w:p>
     <w:p>
@@ -2104,8 +2811,13 @@
         <w:pStyle w:val="a3"/>
       </w:pPr>
       <w:r>
-        <w:t xml:space="preserve"> – Регистр расчетов ОсновныеНачисления</w:t>
-      </w:r>
+        <w:t xml:space="preserve"> – Регистр расчетов </w:t>
+      </w:r>
+      <w:proofErr w:type="spellStart"/>
+      <w:r>
+        <w:t>ОсновныеНачисления</w:t>
+      </w:r>
+      <w:proofErr w:type="spellEnd"/>
     </w:p>
     <w:p>
       <w:pPr>
@@ -2161,20 +2873,24 @@
       <w:r>
         <w:t xml:space="preserve">Регистр расчёта </w:t>
       </w:r>
+      <w:proofErr w:type="spellStart"/>
       <w:r>
         <w:t>Дополнительные</w:t>
       </w:r>
       <w:r>
         <w:t>Начисления</w:t>
       </w:r>
-      <w:r>
-        <w:t xml:space="preserve"> содержит данные о </w:t>
-      </w:r>
-      <w:r>
-        <w:t>дополнительных</w:t>
-      </w:r>
-      <w:r>
-        <w:t xml:space="preserve"> начислениях, которые будут в документе НачислениеЗарплаты.</w:t>
+      <w:proofErr w:type="spellEnd"/>
+      <w:r>
+        <w:t xml:space="preserve"> содержит данные о дополнительных начислениях, которые будут в документе </w:t>
+      </w:r>
+      <w:proofErr w:type="spellStart"/>
+      <w:r>
+        <w:t>НачислениеЗарплаты</w:t>
+      </w:r>
+      <w:proofErr w:type="spellEnd"/>
+      <w:r>
+        <w:t>.</w:t>
       </w:r>
     </w:p>
     <w:p>
@@ -2230,12 +2946,14 @@
       <w:r>
         <w:t xml:space="preserve">Регистр расчёта </w:t>
       </w:r>
+      <w:proofErr w:type="spellStart"/>
       <w:r>
         <w:t>Дополнительные</w:t>
       </w:r>
       <w:r>
         <w:t>Начисления</w:t>
       </w:r>
+      <w:proofErr w:type="spellEnd"/>
     </w:p>
     <w:p>
       <w:pPr>
@@ -2291,13 +3009,28 @@
       <w:pPr>
         <w:pStyle w:val="2"/>
       </w:pPr>
-      <w:r>
-        <w:t>Документ НачислениеЗарплаты</w:t>
-      </w:r>
-    </w:p>
-    <w:p>
-      <w:r>
-        <w:t>Документ НачислениеЗарплаты проводит выплату зарплаты на основе оклада и отпуска а также выплату премии.</w:t>
+      <w:bookmarkStart w:id="6" w:name="_Toc242553721"/>
+      <w:r>
+        <w:t xml:space="preserve">Документ </w:t>
+      </w:r>
+      <w:proofErr w:type="spellStart"/>
+      <w:r>
+        <w:t>НачислениеЗарплаты</w:t>
+      </w:r>
+      <w:bookmarkEnd w:id="6"/>
+      <w:proofErr w:type="spellEnd"/>
+    </w:p>
+    <w:p>
+      <w:r>
+        <w:t xml:space="preserve">Документ </w:t>
+      </w:r>
+      <w:proofErr w:type="spellStart"/>
+      <w:r>
+        <w:t>НачислениеЗарплаты</w:t>
+      </w:r>
+      <w:proofErr w:type="spellEnd"/>
+      <w:r>
+        <w:t xml:space="preserve"> проводит выплату зарплаты на основе оклада и отпуска а также выплату премии.</w:t>
       </w:r>
     </w:p>
     <w:p>
@@ -2348,8 +3081,13 @@
         <w:pStyle w:val="a3"/>
       </w:pPr>
       <w:r>
-        <w:t xml:space="preserve"> – Документ НачислениеЗарплаты</w:t>
-      </w:r>
+        <w:t xml:space="preserve"> – Документ </w:t>
+      </w:r>
+      <w:proofErr w:type="spellStart"/>
+      <w:r>
+        <w:t>НачислениеЗарплаты</w:t>
+      </w:r>
+      <w:proofErr w:type="spellEnd"/>
     </w:p>
     <w:p>
       <w:r>
@@ -2374,13 +3112,13 @@
           <w:i/>
           <w:iCs/>
         </w:rPr>
+        <w:instrText xml:space="preserve"> \* MERGEFORMAT </w:instrText>
       </w:r>
       <w:r>
         <w:rPr>
           <w:i/>
           <w:iCs/>
         </w:rPr>
-        <w:instrText xml:space="preserve"> \* MERGEFORMAT </w:instrText>
       </w:r>
       <w:r>
         <w:rPr>
@@ -2461,13 +3199,23 @@
       <w:pPr>
         <w:pStyle w:val="2"/>
       </w:pPr>
+      <w:bookmarkStart w:id="7" w:name="_Toc242553722"/>
       <w:r>
         <w:t>Проверка результатов</w:t>
       </w:r>
-    </w:p>
-    <w:p>
-      <w:r>
-        <w:t>Я создал 3 документа НачислениеЗарпалты:</w:t>
+      <w:bookmarkEnd w:id="7"/>
+    </w:p>
+    <w:p>
+      <w:r>
+        <w:t xml:space="preserve">Я создал 3 документа </w:t>
+      </w:r>
+      <w:proofErr w:type="spellStart"/>
+      <w:r>
+        <w:t>НачислениеЗарпалты</w:t>
+      </w:r>
+      <w:proofErr w:type="spellEnd"/>
+      <w:r>
+        <w:t>:</w:t>
       </w:r>
     </w:p>
     <w:p>
@@ -2604,10 +3352,12 @@
       <w:pPr>
         <w:pStyle w:val="-"/>
       </w:pPr>
+      <w:bookmarkStart w:id="8" w:name="_Toc242553723"/>
       <w:r>
         <w:lastRenderedPageBreak/>
         <w:t>Вывод</w:t>
       </w:r>
+      <w:bookmarkEnd w:id="8"/>
     </w:p>
     <w:p>
       <w:r>
@@ -2622,23 +3372,39 @@
         <w:lastRenderedPageBreak/>
         <w:t xml:space="preserve"> </w:t>
       </w:r>
-      <w:bookmarkStart w:id="2" w:name="_Ref242039507"/>
-      <w:r>
-        <w:t>– Обработка ЗаполнениеГрафика</w:t>
-      </w:r>
-      <w:bookmarkEnd w:id="2"/>
-    </w:p>
-    <w:p>
-      <w:pPr>
-        <w:pStyle w:val="a1"/>
-      </w:pPr>
-      <w:r>
+      <w:bookmarkStart w:id="9" w:name="_Ref242039507"/>
+      <w:bookmarkStart w:id="10" w:name="_Toc242553724"/>
+      <w:r>
+        <w:t xml:space="preserve">– Обработка </w:t>
+      </w:r>
+      <w:proofErr w:type="spellStart"/>
+      <w:r>
+        <w:t>ЗаполнениеГрафика</w:t>
+      </w:r>
+      <w:bookmarkEnd w:id="9"/>
+      <w:bookmarkEnd w:id="10"/>
+      <w:proofErr w:type="spellEnd"/>
+    </w:p>
+    <w:p>
+      <w:pPr>
+        <w:pStyle w:val="a1"/>
+        <w:rPr>
+          <w:lang w:val="ru-RU"/>
+        </w:rPr>
+      </w:pPr>
+      <w:r>
+        <w:rPr>
+          <w:lang w:val="ru-RU"/>
+        </w:rPr>
         <w:t>Процедура ЗаполнитьГрафик(ДатаНачала, ДатаОкончания, ВыходныеДни, ГрафикРаботы) Экспорт</w:t>
       </w:r>
     </w:p>
     <w:p>
       <w:pPr>
         <w:pStyle w:val="a1"/>
+        <w:rPr>
+          <w:lang w:val="ru-RU"/>
+        </w:rPr>
       </w:pPr>
     </w:p>
     <w:p>
@@ -2658,11 +3424,20 @@
     <w:p>
       <w:pPr>
         <w:pStyle w:val="a1"/>
-      </w:pPr>
-      <w:r>
+        <w:rPr>
+          <w:lang w:val="ru-RU"/>
+        </w:rPr>
+      </w:pPr>
+      <w:r>
+        <w:rPr>
+          <w:lang w:val="ru-RU"/>
+        </w:rPr>
         <w:tab/>
       </w:r>
       <w:r>
+        <w:rPr>
+          <w:lang w:val="ru-RU"/>
+        </w:rPr>
         <w:tab/>
         <w:t>ВызватьИсключение "Не выбран график работы.";</w:t>
       </w:r>
@@ -2689,8 +3464,14 @@
     <w:p>
       <w:pPr>
         <w:pStyle w:val="a1"/>
-      </w:pPr>
-      <w:r>
+        <w:rPr>
+          <w:lang w:val="ru-RU"/>
+        </w:rPr>
+      </w:pPr>
+      <w:r>
+        <w:rPr>
+          <w:lang w:val="ru-RU"/>
+        </w:rPr>
         <w:tab/>
         <w:t>Если ДатаНачала = Неопределено Или ДатаОкончания = Неопределено Тогда</w:t>
       </w:r>
@@ -2698,11 +3479,20 @@
     <w:p>
       <w:pPr>
         <w:pStyle w:val="a1"/>
-      </w:pPr>
-      <w:r>
+        <w:rPr>
+          <w:lang w:val="ru-RU"/>
+        </w:rPr>
+      </w:pPr>
+      <w:r>
+        <w:rPr>
+          <w:lang w:val="ru-RU"/>
+        </w:rPr>
         <w:tab/>
       </w:r>
       <w:r>
+        <w:rPr>
+          <w:lang w:val="ru-RU"/>
+        </w:rPr>
         <w:tab/>
         <w:t>ВызватьИсключение "Не задан период заполнения.";</w:t>
       </w:r>
@@ -2738,11 +3528,20 @@
     <w:p>
       <w:pPr>
         <w:pStyle w:val="a1"/>
-      </w:pPr>
-      <w:r>
+        <w:rPr>
+          <w:lang w:val="ru-RU"/>
+        </w:rPr>
+      </w:pPr>
+      <w:r>
+        <w:rPr>
+          <w:lang w:val="ru-RU"/>
+        </w:rPr>
         <w:tab/>
       </w:r>
       <w:r>
+        <w:rPr>
+          <w:lang w:val="ru-RU"/>
+        </w:rPr>
         <w:tab/>
         <w:t>ВызватьИсключение "Дата начала больше даты окончания.";</w:t>
       </w:r>
@@ -2778,8 +3577,14 @@
     <w:p>
       <w:pPr>
         <w:pStyle w:val="a1"/>
-      </w:pPr>
-      <w:r>
+        <w:rPr>
+          <w:lang w:val="ru-RU"/>
+        </w:rPr>
+      </w:pPr>
+      <w:r>
+        <w:rPr>
+          <w:lang w:val="ru-RU"/>
+        </w:rPr>
         <w:tab/>
         <w:t>Набор.Отбор.ГрафикРаботы.Установить(ГрафикРаботы);</w:t>
       </w:r>
@@ -2893,11 +3698,20 @@
     <w:p>
       <w:pPr>
         <w:pStyle w:val="a1"/>
-      </w:pPr>
-      <w:r>
+        <w:rPr>
+          <w:lang w:val="ru-RU"/>
+        </w:rPr>
+      </w:pPr>
+      <w:r>
+        <w:rPr>
+          <w:lang w:val="ru-RU"/>
+        </w:rPr>
         <w:tab/>
       </w:r>
       <w:r>
+        <w:rPr>
+          <w:lang w:val="ru-RU"/>
+        </w:rPr>
         <w:tab/>
         <w:t>Если Найти("," + ВыходныеДни + ",", "," + Строка(ДеньНедели(ТекущаяДата)) + ",") &gt; 0 Тогда</w:t>
       </w:r>
@@ -3033,11 +3847,18 @@
         <w:lastRenderedPageBreak/>
         <w:t xml:space="preserve"> </w:t>
       </w:r>
-      <w:bookmarkStart w:id="3" w:name="_Ref242039638"/>
-      <w:r>
-        <w:t>– Модуль документа НачислениеЗарплаты</w:t>
-      </w:r>
-      <w:bookmarkEnd w:id="3"/>
+      <w:bookmarkStart w:id="11" w:name="_Ref242039638"/>
+      <w:bookmarkStart w:id="12" w:name="_Toc242553725"/>
+      <w:r>
+        <w:t xml:space="preserve">– Модуль документа </w:t>
+      </w:r>
+      <w:proofErr w:type="spellStart"/>
+      <w:r>
+        <w:t>НачислениеЗарплаты</w:t>
+      </w:r>
+      <w:bookmarkEnd w:id="11"/>
+      <w:bookmarkEnd w:id="12"/>
+      <w:proofErr w:type="spellEnd"/>
     </w:p>
     <w:p>
       <w:pPr>
@@ -12669,6 +13490,7 @@
   <w:style w:type="character" w:default="1" w:styleId="aa">
     <w:name w:val="Default Paragraph Font"/>
     <w:uiPriority w:val="1"/>
+    <w:semiHidden/>
     <w:unhideWhenUsed/>
   </w:style>
   <w:style w:type="table" w:default="1" w:styleId="ab">
